--- a/03_Mechanical/3D_DESIGN/日志.docx
+++ b/03_Mechanical/3D_DESIGN/日志.docx
@@ -5,6 +5,7 @@
     <w:p>
       <w:pPr>
         <w:rPr>
+          <w:rFonts w:hint="eastAsia"/>
           <w:sz w:val="44"/>
           <w:szCs w:val="44"/>
         </w:rPr>
@@ -16,27 +17,6 @@
           <w:szCs w:val="52"/>
         </w:rPr>
         <w:t>机架设计部分：</w:t>
-      </w:r>
-      <w:r>
-        <w:br/>
-      </w:r>
-    </w:p>
-    <w:p>
-      <w:r>
-        <w:rPr>
-          <w:rFonts w:hint="eastAsia"/>
-          <w:sz w:val="44"/>
-          <w:szCs w:val="44"/>
-        </w:rPr>
-        <w:t>碳板设计</w:t>
-      </w:r>
-      <w:r>
-        <w:rPr>
-          <w:rFonts w:hint="eastAsia"/>
-          <w:sz w:val="44"/>
-          <w:szCs w:val="44"/>
-        </w:rPr>
-        <w:t>：</w:t>
       </w:r>
       <w:r>
         <w:br/>
@@ -51,6 +31,27 @@
       <w:r>
         <w:rPr>
           <w:rFonts w:hint="eastAsia"/>
+          <w:sz w:val="44"/>
+          <w:szCs w:val="44"/>
+        </w:rPr>
+        <w:t>碳板设计</w:t>
+      </w:r>
+      <w:r>
+        <w:rPr>
+          <w:rFonts w:hint="eastAsia"/>
+          <w:sz w:val="44"/>
+          <w:szCs w:val="44"/>
+        </w:rPr>
+        <w:t>：</w:t>
+      </w:r>
+      <w:r>
+        <w:br/>
+      </w:r>
+    </w:p>
+    <w:p>
+      <w:r>
+        <w:rPr>
+          <w:rFonts w:hint="eastAsia"/>
         </w:rPr>
         <w:t>香橙派</w:t>
       </w:r>
@@ -65,6 +66,65 @@
           <w:rFonts w:hint="eastAsia"/>
         </w:rPr>
         <w:t>孔距：49*58（mm）</w:t>
+      </w:r>
+    </w:p>
+    <w:p>
+      <w:pPr>
+        <w:rPr>
+          <w:rFonts w:hint="eastAsia"/>
+        </w:rPr>
+      </w:pPr>
+      <w:r>
+        <w:rPr>
+          <w:rFonts w:hint="eastAsia"/>
+        </w:rPr>
+        <w:t>风扇安装孔距：</w:t>
+      </w:r>
+      <w:r>
+        <w:t>28</w:t>
+      </w:r>
+      <w:r>
+        <w:rPr>
+          <w:rFonts w:hint="eastAsia"/>
+        </w:rPr>
+        <w:t>*34</w:t>
+      </w:r>
+      <w:r>
+        <w:t>，斜边44</w:t>
+      </w:r>
+    </w:p>
+    <w:p/>
+    <w:p>
+      <w:r>
+        <w:rPr>
+          <w:rFonts w:hint="eastAsia"/>
+        </w:rPr>
+        <w:t>雷达孔距：48*36（mm</w:t>
+      </w:r>
+      <w:r>
+        <w:rPr>
+          <w:rFonts w:hint="eastAsia"/>
+        </w:rPr>
+        <w:t>x</w:t>
+      </w:r>
+      <w:r>
+        <w:rPr>
+          <w:rFonts w:hint="eastAsia"/>
+        </w:rPr>
+        <w:t>）</w:t>
+      </w:r>
+    </w:p>
+    <w:p>
+      <w:pPr>
+        <w:rPr>
+          <w:rFonts w:hint="eastAsia"/>
+        </w:rPr>
+      </w:pPr>
+      <w:r>
+        <w:rPr>
+          <w:rFonts w:hint="eastAsia"/>
+        </w:rPr>
+        <w:t>机架雷达安装孔距：30/40，dis:50</w:t>
       </w:r>
     </w:p>
     <w:sectPr>
